--- a/Knowledge/3-Work knowledge/1-Software Engineering/1-Fundamentals/5-My Source/7-Software/5-Software Development Life Cycle (SDLC)/1-Phases of SDLC/5-Testing.docx
+++ b/Knowledge/3-Work knowledge/1-Software Engineering/1-Fundamentals/5-My Source/7-Software/5-Software Development Life Cycle (SDLC)/1-Phases of SDLC/5-Testing.docx
@@ -42,7 +42,27 @@
           <w:sz w:val="18"/>
           <w:highlight w:val="lightGray"/>
         </w:rPr>
-        <w:t xml:space="preserve">: Persons Table -&gt; ID Column: 1, Name_En Column: Motasem Essam] -&gt; </w:t>
+        <w:t xml:space="preserve">: Persons Table -&gt; ID Column: 1, </w:t>
+      </w:r>
+      <w:proofErr w:type="spellStart"/>
+      <w:r>
+        <w:rPr>
+          <w:rFonts w:ascii="Arial" w:hAnsi="Arial"/>
+          <w:color w:val="000000"/>
+          <w:sz w:val="18"/>
+          <w:highlight w:val="lightGray"/>
+        </w:rPr>
+        <w:t>Name_En</w:t>
+      </w:r>
+      <w:proofErr w:type="spellEnd"/>
+      <w:r>
+        <w:rPr>
+          <w:rFonts w:ascii="Arial" w:hAnsi="Arial"/>
+          <w:color w:val="000000"/>
+          <w:sz w:val="18"/>
+          <w:highlight w:val="lightGray"/>
+        </w:rPr>
+        <w:t xml:space="preserve"> Column: Motasem Essam] -&gt; </w:t>
       </w:r>
       <w:r>
         <w:rPr>
@@ -98,16 +118,34 @@
           <w:sz w:val="18"/>
           <w:highlight w:val="lightGray"/>
         </w:rPr>
-        <w:t xml:space="preserve"> [6/</w:t>
-      </w:r>
-      <w:r>
-        <w:rPr>
-          <w:rFonts w:ascii="Arial" w:hAnsi="Arial"/>
-          <w:color w:val="000000"/>
-          <w:sz w:val="18"/>
-          <w:highlight w:val="lightGray"/>
-        </w:rPr>
-        <w:t>7</w:t>
+        <w:t xml:space="preserve"> [</w:t>
+      </w:r>
+      <w:r>
+        <w:rPr>
+          <w:rFonts w:ascii="Arial" w:hAnsi="Arial"/>
+          <w:color w:val="000000"/>
+          <w:sz w:val="18"/>
+          <w:highlight w:val="lightGray"/>
+        </w:rPr>
+        <w:t>1</w:t>
+      </w:r>
+      <w:r>
+        <w:rPr>
+          <w:rFonts w:ascii="Arial" w:hAnsi="Arial"/>
+          <w:color w:val="000000"/>
+          <w:sz w:val="18"/>
+          <w:highlight w:val="lightGray"/>
+        </w:rPr>
+        <w:t>/</w:t>
+      </w:r>
+      <w:r>
+        <w:rPr>
+          <w:rFonts w:ascii="Arial" w:hAnsi="Arial"/>
+          <w:color w:val="000000"/>
+          <w:sz w:val="18"/>
+          <w:highlight w:val="lightGray"/>
+        </w:rPr>
+        <w:t>23</w:t>
       </w:r>
       <w:r>
         <w:rPr>
@@ -193,7 +231,7 @@
           <w:rFonts w:ascii="Roboto Mono" w:hAnsi="Roboto Mono"/>
         </w:rPr>
         <w:pict w14:anchorId="3280ECD9">
-          <v:rect id="_x0000_i1277" style="width:0;height:1.5pt" o:hralign="center" o:hrstd="t" o:hr="t" fillcolor="#a0a0a0" stroked="f"/>
+          <v:rect id="_x0000_i1025" style="width:0;height:1.5pt" o:hralign="center" o:hrstd="t" o:hr="t" fillcolor="#a0a0a0" stroked="f"/>
         </w:pict>
       </w:r>
     </w:p>
@@ -229,7 +267,27 @@
           <w:sz w:val="18"/>
           <w:highlight w:val="lightGray"/>
         </w:rPr>
-        <w:t xml:space="preserve">: Persons Table -&gt; ID Column: 1, Name_En Column: Motasem Essam] -&gt; </w:t>
+        <w:t xml:space="preserve">: Persons Table -&gt; ID Column: 1, </w:t>
+      </w:r>
+      <w:proofErr w:type="spellStart"/>
+      <w:r>
+        <w:rPr>
+          <w:rFonts w:ascii="Arial" w:hAnsi="Arial"/>
+          <w:color w:val="000000"/>
+          <w:sz w:val="18"/>
+          <w:highlight w:val="lightGray"/>
+        </w:rPr>
+        <w:t>Name_En</w:t>
+      </w:r>
+      <w:proofErr w:type="spellEnd"/>
+      <w:r>
+        <w:rPr>
+          <w:rFonts w:ascii="Arial" w:hAnsi="Arial"/>
+          <w:color w:val="000000"/>
+          <w:sz w:val="18"/>
+          <w:highlight w:val="lightGray"/>
+        </w:rPr>
+        <w:t xml:space="preserve"> Column: Motasem Essam] -&gt; </w:t>
       </w:r>
       <w:r>
         <w:rPr>
@@ -285,16 +343,34 @@
           <w:sz w:val="18"/>
           <w:highlight w:val="lightGray"/>
         </w:rPr>
-        <w:t xml:space="preserve"> [6/</w:t>
-      </w:r>
-      <w:r>
-        <w:rPr>
-          <w:rFonts w:ascii="Arial" w:hAnsi="Arial"/>
-          <w:color w:val="000000"/>
-          <w:sz w:val="18"/>
-          <w:highlight w:val="lightGray"/>
-        </w:rPr>
-        <w:t>7</w:t>
+        <w:t xml:space="preserve"> [</w:t>
+      </w:r>
+      <w:r>
+        <w:rPr>
+          <w:rFonts w:ascii="Arial" w:hAnsi="Arial"/>
+          <w:color w:val="000000"/>
+          <w:sz w:val="18"/>
+          <w:highlight w:val="lightGray"/>
+        </w:rPr>
+        <w:t>1</w:t>
+      </w:r>
+      <w:r>
+        <w:rPr>
+          <w:rFonts w:ascii="Arial" w:hAnsi="Arial"/>
+          <w:color w:val="000000"/>
+          <w:sz w:val="18"/>
+          <w:highlight w:val="lightGray"/>
+        </w:rPr>
+        <w:t>/</w:t>
+      </w:r>
+      <w:r>
+        <w:rPr>
+          <w:rFonts w:ascii="Arial" w:hAnsi="Arial"/>
+          <w:color w:val="000000"/>
+          <w:sz w:val="18"/>
+          <w:highlight w:val="lightGray"/>
+        </w:rPr>
+        <w:t>23</w:t>
       </w:r>
       <w:r>
         <w:rPr>
@@ -432,7 +508,7 @@
           <w:rFonts w:ascii="Roboto Mono" w:hAnsi="Roboto Mono"/>
         </w:rPr>
         <w:pict w14:anchorId="170B1521">
-          <v:rect id="_x0000_i1278" style="width:0;height:1.5pt" o:hralign="center" o:hrstd="t" o:hr="t" fillcolor="#a0a0a0" stroked="f"/>
+          <v:rect id="_x0000_i1026" style="width:0;height:1.5pt" o:hralign="center" o:hrstd="t" o:hr="t" fillcolor="#a0a0a0" stroked="f"/>
         </w:pict>
       </w:r>
     </w:p>
@@ -475,7 +551,27 @@
           <w:sz w:val="18"/>
           <w:highlight w:val="lightGray"/>
         </w:rPr>
-        <w:t xml:space="preserve">: Persons Table -&gt; ID Column: 1, Name_En Column: Motasem Essam] -&gt; </w:t>
+        <w:t xml:space="preserve">: Persons Table -&gt; ID Column: 1, </w:t>
+      </w:r>
+      <w:proofErr w:type="spellStart"/>
+      <w:r>
+        <w:rPr>
+          <w:rFonts w:ascii="Arial" w:hAnsi="Arial"/>
+          <w:color w:val="000000"/>
+          <w:sz w:val="18"/>
+          <w:highlight w:val="lightGray"/>
+        </w:rPr>
+        <w:t>Name_En</w:t>
+      </w:r>
+      <w:proofErr w:type="spellEnd"/>
+      <w:r>
+        <w:rPr>
+          <w:rFonts w:ascii="Arial" w:hAnsi="Arial"/>
+          <w:color w:val="000000"/>
+          <w:sz w:val="18"/>
+          <w:highlight w:val="lightGray"/>
+        </w:rPr>
+        <w:t xml:space="preserve"> Column: Motasem Essam] -&gt; </w:t>
       </w:r>
       <w:r>
         <w:rPr>
@@ -531,16 +627,34 @@
           <w:sz w:val="18"/>
           <w:highlight w:val="lightGray"/>
         </w:rPr>
-        <w:t xml:space="preserve"> [6/</w:t>
-      </w:r>
-      <w:r>
-        <w:rPr>
-          <w:rFonts w:ascii="Arial" w:hAnsi="Arial"/>
-          <w:color w:val="000000"/>
-          <w:sz w:val="18"/>
-          <w:highlight w:val="lightGray"/>
-        </w:rPr>
-        <w:t>7</w:t>
+        <w:t xml:space="preserve"> [</w:t>
+      </w:r>
+      <w:r>
+        <w:rPr>
+          <w:rFonts w:ascii="Arial" w:hAnsi="Arial"/>
+          <w:color w:val="000000"/>
+          <w:sz w:val="18"/>
+          <w:highlight w:val="lightGray"/>
+        </w:rPr>
+        <w:t>1</w:t>
+      </w:r>
+      <w:r>
+        <w:rPr>
+          <w:rFonts w:ascii="Arial" w:hAnsi="Arial"/>
+          <w:color w:val="000000"/>
+          <w:sz w:val="18"/>
+          <w:highlight w:val="lightGray"/>
+        </w:rPr>
+        <w:t>/</w:t>
+      </w:r>
+      <w:r>
+        <w:rPr>
+          <w:rFonts w:ascii="Arial" w:hAnsi="Arial"/>
+          <w:color w:val="000000"/>
+          <w:sz w:val="18"/>
+          <w:highlight w:val="lightGray"/>
+        </w:rPr>
+        <w:t>23</w:t>
       </w:r>
       <w:r>
         <w:rPr>
@@ -752,7 +866,7 @@
           <w:rFonts w:ascii="Roboto Mono" w:hAnsi="Roboto Mono"/>
         </w:rPr>
         <w:pict w14:anchorId="1F3653BB">
-          <v:rect id="_x0000_i1279" style="width:0;height:1.5pt" o:hralign="center" o:hrstd="t" o:hr="t" fillcolor="#a0a0a0" stroked="f"/>
+          <v:rect id="_x0000_i1027" style="width:0;height:1.5pt" o:hralign="center" o:hrstd="t" o:hr="t" fillcolor="#a0a0a0" stroked="f"/>
         </w:pict>
       </w:r>
     </w:p>
@@ -805,7 +919,27 @@
           <w:sz w:val="18"/>
           <w:highlight w:val="lightGray"/>
         </w:rPr>
-        <w:t xml:space="preserve">: Persons Table -&gt; ID Column: 1, Name_En Column: Motasem Essam] -&gt; </w:t>
+        <w:t xml:space="preserve">: Persons Table -&gt; ID Column: 1, </w:t>
+      </w:r>
+      <w:proofErr w:type="spellStart"/>
+      <w:r>
+        <w:rPr>
+          <w:rFonts w:ascii="Arial" w:hAnsi="Arial"/>
+          <w:color w:val="000000"/>
+          <w:sz w:val="18"/>
+          <w:highlight w:val="lightGray"/>
+        </w:rPr>
+        <w:t>Name_En</w:t>
+      </w:r>
+      <w:proofErr w:type="spellEnd"/>
+      <w:r>
+        <w:rPr>
+          <w:rFonts w:ascii="Arial" w:hAnsi="Arial"/>
+          <w:color w:val="000000"/>
+          <w:sz w:val="18"/>
+          <w:highlight w:val="lightGray"/>
+        </w:rPr>
+        <w:t xml:space="preserve"> Column: Motasem Essam] -&gt; </w:t>
       </w:r>
       <w:r>
         <w:rPr>
@@ -861,16 +995,34 @@
           <w:sz w:val="18"/>
           <w:highlight w:val="lightGray"/>
         </w:rPr>
-        <w:t xml:space="preserve"> [6/</w:t>
-      </w:r>
-      <w:r>
-        <w:rPr>
-          <w:rFonts w:ascii="Arial" w:hAnsi="Arial"/>
-          <w:color w:val="000000"/>
-          <w:sz w:val="18"/>
-          <w:highlight w:val="lightGray"/>
-        </w:rPr>
-        <w:t>7</w:t>
+        <w:t xml:space="preserve"> [</w:t>
+      </w:r>
+      <w:r>
+        <w:rPr>
+          <w:rFonts w:ascii="Arial" w:hAnsi="Arial"/>
+          <w:color w:val="000000"/>
+          <w:sz w:val="18"/>
+          <w:highlight w:val="lightGray"/>
+        </w:rPr>
+        <w:t>1</w:t>
+      </w:r>
+      <w:r>
+        <w:rPr>
+          <w:rFonts w:ascii="Arial" w:hAnsi="Arial"/>
+          <w:color w:val="000000"/>
+          <w:sz w:val="18"/>
+          <w:highlight w:val="lightGray"/>
+        </w:rPr>
+        <w:t>/</w:t>
+      </w:r>
+      <w:r>
+        <w:rPr>
+          <w:rFonts w:ascii="Arial" w:hAnsi="Arial"/>
+          <w:color w:val="000000"/>
+          <w:sz w:val="18"/>
+          <w:highlight w:val="lightGray"/>
+        </w:rPr>
+        <w:t>23</w:t>
       </w:r>
       <w:r>
         <w:rPr>
@@ -923,7 +1075,7 @@
           <w:rFonts w:ascii="Roboto Mono" w:hAnsi="Roboto Mono"/>
         </w:rPr>
         <w:pict w14:anchorId="0DEFF1F5">
-          <v:rect id="_x0000_i1281" style="width:0;height:1.5pt" o:hralign="center" o:hrstd="t" o:hr="t" fillcolor="#a0a0a0" stroked="f"/>
+          <v:rect id="_x0000_i1028" style="width:0;height:1.5pt" o:hralign="center" o:hrstd="t" o:hr="t" fillcolor="#a0a0a0" stroked="f"/>
         </w:pict>
       </w:r>
     </w:p>
@@ -1037,7 +1189,7 @@
           <w:rFonts w:ascii="Roboto Mono" w:hAnsi="Roboto Mono"/>
         </w:rPr>
         <w:pict w14:anchorId="492207D1">
-          <v:rect id="_x0000_i1282" style="width:0;height:1.5pt" o:hralign="center" o:hrstd="t" o:hr="t" fillcolor="#a0a0a0" stroked="f"/>
+          <v:rect id="_x0000_i1029" style="width:0;height:1.5pt" o:hralign="center" o:hrstd="t" o:hr="t" fillcolor="#a0a0a0" stroked="f"/>
         </w:pict>
       </w:r>
     </w:p>
@@ -1178,7 +1330,7 @@
           <w:rFonts w:ascii="Roboto Mono" w:hAnsi="Roboto Mono"/>
         </w:rPr>
         <w:pict w14:anchorId="3992B62B">
-          <v:rect id="_x0000_i1283" style="width:0;height:1.5pt" o:hralign="center" o:hrstd="t" o:hr="t" fillcolor="#a0a0a0" stroked="f"/>
+          <v:rect id="_x0000_i1030" style="width:0;height:1.5pt" o:hralign="center" o:hrstd="t" o:hr="t" fillcolor="#a0a0a0" stroked="f"/>
         </w:pict>
       </w:r>
     </w:p>
@@ -1217,7 +1369,27 @@
           <w:sz w:val="18"/>
           <w:highlight w:val="lightGray"/>
         </w:rPr>
-        <w:t xml:space="preserve">: Persons Table -&gt; ID Column: 1, Name_En Column: Motasem Essam] -&gt; </w:t>
+        <w:t xml:space="preserve">: Persons Table -&gt; ID Column: 1, </w:t>
+      </w:r>
+      <w:proofErr w:type="spellStart"/>
+      <w:r>
+        <w:rPr>
+          <w:rFonts w:ascii="Arial" w:hAnsi="Arial"/>
+          <w:color w:val="000000"/>
+          <w:sz w:val="18"/>
+          <w:highlight w:val="lightGray"/>
+        </w:rPr>
+        <w:t>Name_En</w:t>
+      </w:r>
+      <w:proofErr w:type="spellEnd"/>
+      <w:r>
+        <w:rPr>
+          <w:rFonts w:ascii="Arial" w:hAnsi="Arial"/>
+          <w:color w:val="000000"/>
+          <w:sz w:val="18"/>
+          <w:highlight w:val="lightGray"/>
+        </w:rPr>
+        <w:t xml:space="preserve"> Column: Motasem Essam] -&gt; </w:t>
       </w:r>
       <w:r>
         <w:rPr>
@@ -1273,16 +1445,34 @@
           <w:sz w:val="18"/>
           <w:highlight w:val="lightGray"/>
         </w:rPr>
-        <w:t xml:space="preserve"> [6/</w:t>
-      </w:r>
-      <w:r>
-        <w:rPr>
-          <w:rFonts w:ascii="Arial" w:hAnsi="Arial"/>
-          <w:color w:val="000000"/>
-          <w:sz w:val="18"/>
-          <w:highlight w:val="lightGray"/>
-        </w:rPr>
-        <w:t>7</w:t>
+        <w:t xml:space="preserve"> [</w:t>
+      </w:r>
+      <w:r>
+        <w:rPr>
+          <w:rFonts w:ascii="Arial" w:hAnsi="Arial"/>
+          <w:color w:val="000000"/>
+          <w:sz w:val="18"/>
+          <w:highlight w:val="lightGray"/>
+        </w:rPr>
+        <w:t>1</w:t>
+      </w:r>
+      <w:r>
+        <w:rPr>
+          <w:rFonts w:ascii="Arial" w:hAnsi="Arial"/>
+          <w:color w:val="000000"/>
+          <w:sz w:val="18"/>
+          <w:highlight w:val="lightGray"/>
+        </w:rPr>
+        <w:t>/</w:t>
+      </w:r>
+      <w:r>
+        <w:rPr>
+          <w:rFonts w:ascii="Arial" w:hAnsi="Arial"/>
+          <w:color w:val="000000"/>
+          <w:sz w:val="18"/>
+          <w:highlight w:val="lightGray"/>
+        </w:rPr>
+        <w:t>23</w:t>
       </w:r>
       <w:r>
         <w:rPr>
@@ -1335,7 +1525,7 @@
           <w:rFonts w:ascii="Roboto Mono" w:hAnsi="Roboto Mono"/>
         </w:rPr>
         <w:pict w14:anchorId="4C634FE9">
-          <v:rect id="_x0000_i1284" style="width:0;height:1.5pt" o:hralign="center" o:hrstd="t" o:hr="t" fillcolor="#a0a0a0" stroked="f"/>
+          <v:rect id="_x0000_i1031" style="width:0;height:1.5pt" o:hralign="center" o:hrstd="t" o:hr="t" fillcolor="#a0a0a0" stroked="f"/>
         </w:pict>
       </w:r>
     </w:p>
@@ -1733,7 +1923,7 @@
           <w:rFonts w:ascii="Roboto Mono" w:hAnsi="Roboto Mono"/>
         </w:rPr>
         <w:pict w14:anchorId="18FD71A4">
-          <v:rect id="_x0000_i1285" style="width:0;height:1.5pt" o:hralign="center" o:hrstd="t" o:hr="t" fillcolor="#a0a0a0" stroked="f"/>
+          <v:rect id="_x0000_i1032" style="width:0;height:1.5pt" o:hralign="center" o:hrstd="t" o:hr="t" fillcolor="#a0a0a0" stroked="f"/>
         </w:pict>
       </w:r>
     </w:p>
@@ -1772,7 +1962,27 @@
           <w:sz w:val="18"/>
           <w:highlight w:val="lightGray"/>
         </w:rPr>
-        <w:t xml:space="preserve">: Persons Table -&gt; ID Column: 1, Name_En Column: Motasem Essam] -&gt; </w:t>
+        <w:t xml:space="preserve">: Persons Table -&gt; ID Column: 1, </w:t>
+      </w:r>
+      <w:proofErr w:type="spellStart"/>
+      <w:r>
+        <w:rPr>
+          <w:rFonts w:ascii="Arial" w:hAnsi="Arial"/>
+          <w:color w:val="000000"/>
+          <w:sz w:val="18"/>
+          <w:highlight w:val="lightGray"/>
+        </w:rPr>
+        <w:t>Name_En</w:t>
+      </w:r>
+      <w:proofErr w:type="spellEnd"/>
+      <w:r>
+        <w:rPr>
+          <w:rFonts w:ascii="Arial" w:hAnsi="Arial"/>
+          <w:color w:val="000000"/>
+          <w:sz w:val="18"/>
+          <w:highlight w:val="lightGray"/>
+        </w:rPr>
+        <w:t xml:space="preserve"> Column: Motasem Essam] -&gt; </w:t>
       </w:r>
       <w:r>
         <w:rPr>
@@ -1828,16 +2038,34 @@
           <w:sz w:val="18"/>
           <w:highlight w:val="lightGray"/>
         </w:rPr>
-        <w:t xml:space="preserve"> [6/</w:t>
-      </w:r>
-      <w:r>
-        <w:rPr>
-          <w:rFonts w:ascii="Arial" w:hAnsi="Arial"/>
-          <w:color w:val="000000"/>
-          <w:sz w:val="18"/>
-          <w:highlight w:val="lightGray"/>
-        </w:rPr>
-        <w:t>7</w:t>
+        <w:t xml:space="preserve"> [</w:t>
+      </w:r>
+      <w:r>
+        <w:rPr>
+          <w:rFonts w:ascii="Arial" w:hAnsi="Arial"/>
+          <w:color w:val="000000"/>
+          <w:sz w:val="18"/>
+          <w:highlight w:val="lightGray"/>
+        </w:rPr>
+        <w:t>1</w:t>
+      </w:r>
+      <w:r>
+        <w:rPr>
+          <w:rFonts w:ascii="Arial" w:hAnsi="Arial"/>
+          <w:color w:val="000000"/>
+          <w:sz w:val="18"/>
+          <w:highlight w:val="lightGray"/>
+        </w:rPr>
+        <w:t>/</w:t>
+      </w:r>
+      <w:r>
+        <w:rPr>
+          <w:rFonts w:ascii="Arial" w:hAnsi="Arial"/>
+          <w:color w:val="000000"/>
+          <w:sz w:val="18"/>
+          <w:highlight w:val="lightGray"/>
+        </w:rPr>
+        <w:t>23</w:t>
       </w:r>
       <w:r>
         <w:rPr>
@@ -1890,7 +2118,7 @@
           <w:rFonts w:ascii="Roboto Mono" w:hAnsi="Roboto Mono"/>
         </w:rPr>
         <w:pict w14:anchorId="4DFD6BCE">
-          <v:rect id="_x0000_i1286" style="width:0;height:1.5pt" o:hralign="center" o:hrstd="t" o:hr="t" fillcolor="#a0a0a0" stroked="f"/>
+          <v:rect id="_x0000_i1033" style="width:0;height:1.5pt" o:hralign="center" o:hrstd="t" o:hr="t" fillcolor="#a0a0a0" stroked="f"/>
         </w:pict>
       </w:r>
     </w:p>
@@ -2037,7 +2265,7 @@
           <w:rFonts w:ascii="Roboto Mono" w:hAnsi="Roboto Mono"/>
         </w:rPr>
         <w:pict w14:anchorId="0E1DA5C4">
-          <v:rect id="_x0000_i1287" style="width:0;height:1.5pt" o:hralign="center" o:hrstd="t" o:hr="t" fillcolor="#a0a0a0" stroked="f"/>
+          <v:rect id="_x0000_i1034" style="width:0;height:1.5pt" o:hralign="center" o:hrstd="t" o:hr="t" fillcolor="#a0a0a0" stroked="f"/>
         </w:pict>
       </w:r>
     </w:p>
@@ -2150,7 +2378,7 @@
           <w:rFonts w:ascii="Roboto Mono" w:hAnsi="Roboto Mono"/>
         </w:rPr>
         <w:pict w14:anchorId="226D0135">
-          <v:rect id="_x0000_i1288" style="width:0;height:1.5pt" o:hralign="center" o:hrstd="t" o:hr="t" fillcolor="#a0a0a0" stroked="f"/>
+          <v:rect id="_x0000_i1035" style="width:0;height:1.5pt" o:hralign="center" o:hrstd="t" o:hr="t" fillcolor="#a0a0a0" stroked="f"/>
         </w:pict>
       </w:r>
     </w:p>
@@ -2189,7 +2417,27 @@
           <w:sz w:val="18"/>
           <w:highlight w:val="lightGray"/>
         </w:rPr>
-        <w:t xml:space="preserve">: Persons Table -&gt; ID Column: 1, Name_En Column: Motasem Essam] -&gt; </w:t>
+        <w:t xml:space="preserve">: Persons Table -&gt; ID Column: 1, </w:t>
+      </w:r>
+      <w:proofErr w:type="spellStart"/>
+      <w:r>
+        <w:rPr>
+          <w:rFonts w:ascii="Arial" w:hAnsi="Arial"/>
+          <w:color w:val="000000"/>
+          <w:sz w:val="18"/>
+          <w:highlight w:val="lightGray"/>
+        </w:rPr>
+        <w:t>Name_En</w:t>
+      </w:r>
+      <w:proofErr w:type="spellEnd"/>
+      <w:r>
+        <w:rPr>
+          <w:rFonts w:ascii="Arial" w:hAnsi="Arial"/>
+          <w:color w:val="000000"/>
+          <w:sz w:val="18"/>
+          <w:highlight w:val="lightGray"/>
+        </w:rPr>
+        <w:t xml:space="preserve"> Column: Motasem Essam] -&gt; </w:t>
       </w:r>
       <w:r>
         <w:rPr>
@@ -2245,16 +2493,34 @@
           <w:sz w:val="18"/>
           <w:highlight w:val="lightGray"/>
         </w:rPr>
-        <w:t xml:space="preserve"> [6/</w:t>
-      </w:r>
-      <w:r>
-        <w:rPr>
-          <w:rFonts w:ascii="Arial" w:hAnsi="Arial"/>
-          <w:color w:val="000000"/>
-          <w:sz w:val="18"/>
-          <w:highlight w:val="lightGray"/>
-        </w:rPr>
-        <w:t>7</w:t>
+        <w:t xml:space="preserve"> [</w:t>
+      </w:r>
+      <w:r>
+        <w:rPr>
+          <w:rFonts w:ascii="Arial" w:hAnsi="Arial"/>
+          <w:color w:val="000000"/>
+          <w:sz w:val="18"/>
+          <w:highlight w:val="lightGray"/>
+        </w:rPr>
+        <w:t>1</w:t>
+      </w:r>
+      <w:r>
+        <w:rPr>
+          <w:rFonts w:ascii="Arial" w:hAnsi="Arial"/>
+          <w:color w:val="000000"/>
+          <w:sz w:val="18"/>
+          <w:highlight w:val="lightGray"/>
+        </w:rPr>
+        <w:t>/</w:t>
+      </w:r>
+      <w:r>
+        <w:rPr>
+          <w:rFonts w:ascii="Arial" w:hAnsi="Arial"/>
+          <w:color w:val="000000"/>
+          <w:sz w:val="18"/>
+          <w:highlight w:val="lightGray"/>
+        </w:rPr>
+        <w:t>23</w:t>
       </w:r>
       <w:r>
         <w:rPr>
@@ -2307,7 +2573,7 @@
           <w:rFonts w:ascii="Roboto Mono" w:hAnsi="Roboto Mono"/>
         </w:rPr>
         <w:pict w14:anchorId="4AD42026">
-          <v:rect id="_x0000_i1289" style="width:0;height:1.5pt" o:hralign="center" o:hrstd="t" o:hr="t" fillcolor="#a0a0a0" stroked="f"/>
+          <v:rect id="_x0000_i1036" style="width:0;height:1.5pt" o:hralign="center" o:hrstd="t" o:hr="t" fillcolor="#a0a0a0" stroked="f"/>
         </w:pict>
       </w:r>
     </w:p>
@@ -2639,7 +2905,7 @@
           <w:rFonts w:ascii="Roboto Mono" w:hAnsi="Roboto Mono"/>
         </w:rPr>
         <w:pict w14:anchorId="46E24019">
-          <v:rect id="_x0000_i1290" style="width:0;height:1.5pt" o:hralign="center" o:hrstd="t" o:hr="t" fillcolor="#a0a0a0" stroked="f"/>
+          <v:rect id="_x0000_i1037" style="width:0;height:1.5pt" o:hralign="center" o:hrstd="t" o:hr="t" fillcolor="#a0a0a0" stroked="f"/>
         </w:pict>
       </w:r>
     </w:p>
@@ -2678,7 +2944,27 @@
           <w:sz w:val="18"/>
           <w:highlight w:val="lightGray"/>
         </w:rPr>
-        <w:t xml:space="preserve">: Persons Table -&gt; ID Column: 1, Name_En Column: Motasem Essam] -&gt; </w:t>
+        <w:t xml:space="preserve">: Persons Table -&gt; ID Column: 1, </w:t>
+      </w:r>
+      <w:proofErr w:type="spellStart"/>
+      <w:r>
+        <w:rPr>
+          <w:rFonts w:ascii="Arial" w:hAnsi="Arial"/>
+          <w:color w:val="000000"/>
+          <w:sz w:val="18"/>
+          <w:highlight w:val="lightGray"/>
+        </w:rPr>
+        <w:t>Name_En</w:t>
+      </w:r>
+      <w:proofErr w:type="spellEnd"/>
+      <w:r>
+        <w:rPr>
+          <w:rFonts w:ascii="Arial" w:hAnsi="Arial"/>
+          <w:color w:val="000000"/>
+          <w:sz w:val="18"/>
+          <w:highlight w:val="lightGray"/>
+        </w:rPr>
+        <w:t xml:space="preserve"> Column: Motasem Essam] -&gt; </w:t>
       </w:r>
       <w:r>
         <w:rPr>
@@ -2734,16 +3020,34 @@
           <w:sz w:val="18"/>
           <w:highlight w:val="lightGray"/>
         </w:rPr>
-        <w:t xml:space="preserve"> [6/</w:t>
-      </w:r>
-      <w:r>
-        <w:rPr>
-          <w:rFonts w:ascii="Arial" w:hAnsi="Arial"/>
-          <w:color w:val="000000"/>
-          <w:sz w:val="18"/>
-          <w:highlight w:val="lightGray"/>
-        </w:rPr>
-        <w:t>7</w:t>
+        <w:t xml:space="preserve"> [</w:t>
+      </w:r>
+      <w:r>
+        <w:rPr>
+          <w:rFonts w:ascii="Arial" w:hAnsi="Arial"/>
+          <w:color w:val="000000"/>
+          <w:sz w:val="18"/>
+          <w:highlight w:val="lightGray"/>
+        </w:rPr>
+        <w:t>1</w:t>
+      </w:r>
+      <w:r>
+        <w:rPr>
+          <w:rFonts w:ascii="Arial" w:hAnsi="Arial"/>
+          <w:color w:val="000000"/>
+          <w:sz w:val="18"/>
+          <w:highlight w:val="lightGray"/>
+        </w:rPr>
+        <w:t>/</w:t>
+      </w:r>
+      <w:r>
+        <w:rPr>
+          <w:rFonts w:ascii="Arial" w:hAnsi="Arial"/>
+          <w:color w:val="000000"/>
+          <w:sz w:val="18"/>
+          <w:highlight w:val="lightGray"/>
+        </w:rPr>
+        <w:t>23</w:t>
       </w:r>
       <w:r>
         <w:rPr>
@@ -2796,7 +3100,7 @@
           <w:rFonts w:ascii="Roboto Mono" w:hAnsi="Roboto Mono"/>
         </w:rPr>
         <w:pict w14:anchorId="70C1E74E">
-          <v:rect id="_x0000_i1291" style="width:0;height:1.5pt" o:hralign="center" o:hrstd="t" o:hr="t" fillcolor="#a0a0a0" stroked="f"/>
+          <v:rect id="_x0000_i1038" style="width:0;height:1.5pt" o:hralign="center" o:hrstd="t" o:hr="t" fillcolor="#a0a0a0" stroked="f"/>
         </w:pict>
       </w:r>
     </w:p>
@@ -3135,7 +3439,7 @@
           <w:rFonts w:ascii="Roboto Mono" w:hAnsi="Roboto Mono"/>
         </w:rPr>
         <w:pict w14:anchorId="59D38E93">
-          <v:rect id="_x0000_i1292" style="width:0;height:1.5pt" o:hralign="center" o:hrstd="t" o:hr="t" fillcolor="#a0a0a0" stroked="f"/>
+          <v:rect id="_x0000_i1039" style="width:0;height:1.5pt" o:hralign="center" o:hrstd="t" o:hr="t" fillcolor="#a0a0a0" stroked="f"/>
         </w:pict>
       </w:r>
     </w:p>
@@ -3175,7 +3479,27 @@
           <w:sz w:val="18"/>
           <w:highlight w:val="lightGray"/>
         </w:rPr>
-        <w:t xml:space="preserve">: Persons Table -&gt; ID Column: 1, Name_En Column: Motasem Essam] -&gt; </w:t>
+        <w:t xml:space="preserve">: Persons Table -&gt; ID Column: 1, </w:t>
+      </w:r>
+      <w:proofErr w:type="spellStart"/>
+      <w:r>
+        <w:rPr>
+          <w:rFonts w:ascii="Arial" w:hAnsi="Arial"/>
+          <w:color w:val="000000"/>
+          <w:sz w:val="18"/>
+          <w:highlight w:val="lightGray"/>
+        </w:rPr>
+        <w:t>Name_En</w:t>
+      </w:r>
+      <w:proofErr w:type="spellEnd"/>
+      <w:r>
+        <w:rPr>
+          <w:rFonts w:ascii="Arial" w:hAnsi="Arial"/>
+          <w:color w:val="000000"/>
+          <w:sz w:val="18"/>
+          <w:highlight w:val="lightGray"/>
+        </w:rPr>
+        <w:t xml:space="preserve"> Column: Motasem Essam] -&gt; </w:t>
       </w:r>
       <w:r>
         <w:rPr>
@@ -3231,16 +3555,34 @@
           <w:sz w:val="18"/>
           <w:highlight w:val="lightGray"/>
         </w:rPr>
-        <w:t xml:space="preserve"> [6/</w:t>
-      </w:r>
-      <w:r>
-        <w:rPr>
-          <w:rFonts w:ascii="Arial" w:hAnsi="Arial"/>
-          <w:color w:val="000000"/>
-          <w:sz w:val="18"/>
-          <w:highlight w:val="lightGray"/>
-        </w:rPr>
-        <w:t>7</w:t>
+        <w:t xml:space="preserve"> [</w:t>
+      </w:r>
+      <w:r>
+        <w:rPr>
+          <w:rFonts w:ascii="Arial" w:hAnsi="Arial"/>
+          <w:color w:val="000000"/>
+          <w:sz w:val="18"/>
+          <w:highlight w:val="lightGray"/>
+        </w:rPr>
+        <w:t>1</w:t>
+      </w:r>
+      <w:r>
+        <w:rPr>
+          <w:rFonts w:ascii="Arial" w:hAnsi="Arial"/>
+          <w:color w:val="000000"/>
+          <w:sz w:val="18"/>
+          <w:highlight w:val="lightGray"/>
+        </w:rPr>
+        <w:t>/</w:t>
+      </w:r>
+      <w:r>
+        <w:rPr>
+          <w:rFonts w:ascii="Arial" w:hAnsi="Arial"/>
+          <w:color w:val="000000"/>
+          <w:sz w:val="18"/>
+          <w:highlight w:val="lightGray"/>
+        </w:rPr>
+        <w:t>23</w:t>
       </w:r>
       <w:r>
         <w:rPr>
@@ -3409,7 +3751,7 @@
           <w:rFonts w:ascii="Roboto Mono" w:hAnsi="Roboto Mono"/>
         </w:rPr>
         <w:pict w14:anchorId="24118554">
-          <v:rect id="_x0000_i1293" style="width:0;height:1.5pt" o:hralign="center" o:hrstd="t" o:hr="t" fillcolor="#a0a0a0" stroked="f"/>
+          <v:rect id="_x0000_i1040" style="width:0;height:1.5pt" o:hralign="center" o:hrstd="t" o:hr="t" fillcolor="#a0a0a0" stroked="f"/>
         </w:pict>
       </w:r>
     </w:p>
@@ -3462,7 +3804,27 @@
           <w:sz w:val="18"/>
           <w:highlight w:val="lightGray"/>
         </w:rPr>
-        <w:t xml:space="preserve">: Persons Table -&gt; ID Column: 1, Name_En Column: Motasem Essam] -&gt; </w:t>
+        <w:t xml:space="preserve">: Persons Table -&gt; ID Column: 1, </w:t>
+      </w:r>
+      <w:proofErr w:type="spellStart"/>
+      <w:r>
+        <w:rPr>
+          <w:rFonts w:ascii="Arial" w:hAnsi="Arial"/>
+          <w:color w:val="000000"/>
+          <w:sz w:val="18"/>
+          <w:highlight w:val="lightGray"/>
+        </w:rPr>
+        <w:t>Name_En</w:t>
+      </w:r>
+      <w:proofErr w:type="spellEnd"/>
+      <w:r>
+        <w:rPr>
+          <w:rFonts w:ascii="Arial" w:hAnsi="Arial"/>
+          <w:color w:val="000000"/>
+          <w:sz w:val="18"/>
+          <w:highlight w:val="lightGray"/>
+        </w:rPr>
+        <w:t xml:space="preserve"> Column: Motasem Essam] -&gt; </w:t>
       </w:r>
       <w:r>
         <w:rPr>
@@ -3518,16 +3880,34 @@
           <w:sz w:val="18"/>
           <w:highlight w:val="lightGray"/>
         </w:rPr>
-        <w:t xml:space="preserve"> [6/</w:t>
-      </w:r>
-      <w:r>
-        <w:rPr>
-          <w:rFonts w:ascii="Arial" w:hAnsi="Arial"/>
-          <w:color w:val="000000"/>
-          <w:sz w:val="18"/>
-          <w:highlight w:val="lightGray"/>
-        </w:rPr>
-        <w:t>7</w:t>
+        <w:t xml:space="preserve"> [</w:t>
+      </w:r>
+      <w:r>
+        <w:rPr>
+          <w:rFonts w:ascii="Arial" w:hAnsi="Arial"/>
+          <w:color w:val="000000"/>
+          <w:sz w:val="18"/>
+          <w:highlight w:val="lightGray"/>
+        </w:rPr>
+        <w:t>1</w:t>
+      </w:r>
+      <w:r>
+        <w:rPr>
+          <w:rFonts w:ascii="Arial" w:hAnsi="Arial"/>
+          <w:color w:val="000000"/>
+          <w:sz w:val="18"/>
+          <w:highlight w:val="lightGray"/>
+        </w:rPr>
+        <w:t>/</w:t>
+      </w:r>
+      <w:r>
+        <w:rPr>
+          <w:rFonts w:ascii="Arial" w:hAnsi="Arial"/>
+          <w:color w:val="000000"/>
+          <w:sz w:val="18"/>
+          <w:highlight w:val="lightGray"/>
+        </w:rPr>
+        <w:t>23</w:t>
       </w:r>
       <w:r>
         <w:rPr>
@@ -3580,7 +3960,7 @@
           <w:rFonts w:ascii="Roboto Mono" w:hAnsi="Roboto Mono"/>
         </w:rPr>
         <w:pict w14:anchorId="358BB600">
-          <v:rect id="_x0000_i1295" style="width:0;height:1.5pt" o:hralign="center" o:hrstd="t" o:hr="t" fillcolor="#a0a0a0" stroked="f"/>
+          <v:rect id="_x0000_i1041" style="width:0;height:1.5pt" o:hralign="center" o:hrstd="t" o:hr="t" fillcolor="#a0a0a0" stroked="f"/>
         </w:pict>
       </w:r>
     </w:p>
@@ -3875,7 +4255,7 @@
           <w:rFonts w:ascii="Roboto Mono" w:hAnsi="Roboto Mono"/>
         </w:rPr>
         <w:pict w14:anchorId="4BD1E5EE">
-          <v:rect id="_x0000_i1296" style="width:0;height:1.5pt" o:hralign="center" o:hrstd="t" o:hr="t" fillcolor="#a0a0a0" stroked="f"/>
+          <v:rect id="_x0000_i1042" style="width:0;height:1.5pt" o:hralign="center" o:hrstd="t" o:hr="t" fillcolor="#a0a0a0" stroked="f"/>
         </w:pict>
       </w:r>
     </w:p>
@@ -3914,7 +4294,27 @@
           <w:sz w:val="18"/>
           <w:highlight w:val="lightGray"/>
         </w:rPr>
-        <w:t xml:space="preserve">: Persons Table -&gt; ID Column: 1, Name_En Column: Motasem Essam] -&gt; </w:t>
+        <w:t xml:space="preserve">: Persons Table -&gt; ID Column: 1, </w:t>
+      </w:r>
+      <w:proofErr w:type="spellStart"/>
+      <w:r>
+        <w:rPr>
+          <w:rFonts w:ascii="Arial" w:hAnsi="Arial"/>
+          <w:color w:val="000000"/>
+          <w:sz w:val="18"/>
+          <w:highlight w:val="lightGray"/>
+        </w:rPr>
+        <w:t>Name_En</w:t>
+      </w:r>
+      <w:proofErr w:type="spellEnd"/>
+      <w:r>
+        <w:rPr>
+          <w:rFonts w:ascii="Arial" w:hAnsi="Arial"/>
+          <w:color w:val="000000"/>
+          <w:sz w:val="18"/>
+          <w:highlight w:val="lightGray"/>
+        </w:rPr>
+        <w:t xml:space="preserve"> Column: Motasem Essam] -&gt; </w:t>
       </w:r>
       <w:r>
         <w:rPr>
@@ -3970,16 +4370,34 @@
           <w:sz w:val="18"/>
           <w:highlight w:val="lightGray"/>
         </w:rPr>
-        <w:t xml:space="preserve"> [6/</w:t>
-      </w:r>
-      <w:r>
-        <w:rPr>
-          <w:rFonts w:ascii="Arial" w:hAnsi="Arial"/>
-          <w:color w:val="000000"/>
-          <w:sz w:val="18"/>
-          <w:highlight w:val="lightGray"/>
-        </w:rPr>
-        <w:t>7</w:t>
+        <w:t xml:space="preserve"> [</w:t>
+      </w:r>
+      <w:r>
+        <w:rPr>
+          <w:rFonts w:ascii="Arial" w:hAnsi="Arial"/>
+          <w:color w:val="000000"/>
+          <w:sz w:val="18"/>
+          <w:highlight w:val="lightGray"/>
+        </w:rPr>
+        <w:t>1</w:t>
+      </w:r>
+      <w:r>
+        <w:rPr>
+          <w:rFonts w:ascii="Arial" w:hAnsi="Arial"/>
+          <w:color w:val="000000"/>
+          <w:sz w:val="18"/>
+          <w:highlight w:val="lightGray"/>
+        </w:rPr>
+        <w:t>/</w:t>
+      </w:r>
+      <w:r>
+        <w:rPr>
+          <w:rFonts w:ascii="Arial" w:hAnsi="Arial"/>
+          <w:color w:val="000000"/>
+          <w:sz w:val="18"/>
+          <w:highlight w:val="lightGray"/>
+        </w:rPr>
+        <w:t>23</w:t>
       </w:r>
       <w:r>
         <w:rPr>
@@ -4032,7 +4450,7 @@
           <w:rFonts w:ascii="Roboto Mono" w:hAnsi="Roboto Mono"/>
         </w:rPr>
         <w:pict w14:anchorId="4E6EC3B0">
-          <v:rect id="_x0000_i1297" style="width:0;height:1.5pt" o:hralign="center" o:hrstd="t" o:hr="t" fillcolor="#a0a0a0" stroked="f"/>
+          <v:rect id="_x0000_i1043" style="width:0;height:1.5pt" o:hralign="center" o:hrstd="t" o:hr="t" fillcolor="#a0a0a0" stroked="f"/>
         </w:pict>
       </w:r>
     </w:p>
@@ -4166,7 +4584,7 @@
           <w:rFonts w:ascii="Roboto Mono" w:hAnsi="Roboto Mono"/>
         </w:rPr>
         <w:pict w14:anchorId="0A5603D1">
-          <v:rect id="_x0000_i1298" style="width:0;height:1.5pt" o:hralign="center" o:hrstd="t" o:hr="t" fillcolor="#a0a0a0" stroked="f"/>
+          <v:rect id="_x0000_i1044" style="width:0;height:1.5pt" o:hralign="center" o:hrstd="t" o:hr="t" fillcolor="#a0a0a0" stroked="f"/>
         </w:pict>
       </w:r>
     </w:p>
@@ -4206,7 +4624,27 @@
           <w:sz w:val="18"/>
           <w:highlight w:val="lightGray"/>
         </w:rPr>
-        <w:t xml:space="preserve">: Persons Table -&gt; ID Column: 1, Name_En Column: Motasem Essam] -&gt; </w:t>
+        <w:t xml:space="preserve">: Persons Table -&gt; ID Column: 1, </w:t>
+      </w:r>
+      <w:proofErr w:type="spellStart"/>
+      <w:r>
+        <w:rPr>
+          <w:rFonts w:ascii="Arial" w:hAnsi="Arial"/>
+          <w:color w:val="000000"/>
+          <w:sz w:val="18"/>
+          <w:highlight w:val="lightGray"/>
+        </w:rPr>
+        <w:t>Name_En</w:t>
+      </w:r>
+      <w:proofErr w:type="spellEnd"/>
+      <w:r>
+        <w:rPr>
+          <w:rFonts w:ascii="Arial" w:hAnsi="Arial"/>
+          <w:color w:val="000000"/>
+          <w:sz w:val="18"/>
+          <w:highlight w:val="lightGray"/>
+        </w:rPr>
+        <w:t xml:space="preserve"> Column: Motasem Essam] -&gt; </w:t>
       </w:r>
       <w:r>
         <w:rPr>
@@ -4262,16 +4700,34 @@
           <w:sz w:val="18"/>
           <w:highlight w:val="lightGray"/>
         </w:rPr>
-        <w:t xml:space="preserve"> [6/</w:t>
-      </w:r>
-      <w:r>
-        <w:rPr>
-          <w:rFonts w:ascii="Arial" w:hAnsi="Arial"/>
-          <w:color w:val="000000"/>
-          <w:sz w:val="18"/>
-          <w:highlight w:val="lightGray"/>
-        </w:rPr>
-        <w:t>7</w:t>
+        <w:t xml:space="preserve"> [</w:t>
+      </w:r>
+      <w:r>
+        <w:rPr>
+          <w:rFonts w:ascii="Arial" w:hAnsi="Arial"/>
+          <w:color w:val="000000"/>
+          <w:sz w:val="18"/>
+          <w:highlight w:val="lightGray"/>
+        </w:rPr>
+        <w:t>1</w:t>
+      </w:r>
+      <w:r>
+        <w:rPr>
+          <w:rFonts w:ascii="Arial" w:hAnsi="Arial"/>
+          <w:color w:val="000000"/>
+          <w:sz w:val="18"/>
+          <w:highlight w:val="lightGray"/>
+        </w:rPr>
+        <w:t>/</w:t>
+      </w:r>
+      <w:r>
+        <w:rPr>
+          <w:rFonts w:ascii="Arial" w:hAnsi="Arial"/>
+          <w:color w:val="000000"/>
+          <w:sz w:val="18"/>
+          <w:highlight w:val="lightGray"/>
+        </w:rPr>
+        <w:t>23</w:t>
       </w:r>
       <w:r>
         <w:rPr>
@@ -4324,7 +4780,7 @@
           <w:rFonts w:ascii="Roboto Mono" w:hAnsi="Roboto Mono"/>
         </w:rPr>
         <w:pict w14:anchorId="20DD2A57">
-          <v:rect id="_x0000_i1299" style="width:0;height:1.5pt" o:hralign="center" o:hrstd="t" o:hr="t" fillcolor="#a0a0a0" stroked="f"/>
+          <v:rect id="_x0000_i1045" style="width:0;height:1.5pt" o:hralign="center" o:hrstd="t" o:hr="t" fillcolor="#a0a0a0" stroked="f"/>
         </w:pict>
       </w:r>
     </w:p>
@@ -4466,7 +4922,7 @@
           <w:rFonts w:ascii="Roboto Mono" w:hAnsi="Roboto Mono"/>
         </w:rPr>
         <w:pict w14:anchorId="5FAE1509">
-          <v:rect id="_x0000_i1300" style="width:0;height:1.5pt" o:hralign="center" o:hrstd="t" o:hr="t" fillcolor="#a0a0a0" stroked="f"/>
+          <v:rect id="_x0000_i1046" style="width:0;height:1.5pt" o:hralign="center" o:hrstd="t" o:hr="t" fillcolor="#a0a0a0" stroked="f"/>
         </w:pict>
       </w:r>
     </w:p>
@@ -4505,7 +4961,27 @@
           <w:sz w:val="18"/>
           <w:highlight w:val="lightGray"/>
         </w:rPr>
-        <w:t xml:space="preserve">: Persons Table -&gt; ID Column: 1, Name_En Column: Motasem Essam] -&gt; </w:t>
+        <w:t xml:space="preserve">: Persons Table -&gt; ID Column: 1, </w:t>
+      </w:r>
+      <w:proofErr w:type="spellStart"/>
+      <w:r>
+        <w:rPr>
+          <w:rFonts w:ascii="Arial" w:hAnsi="Arial"/>
+          <w:color w:val="000000"/>
+          <w:sz w:val="18"/>
+          <w:highlight w:val="lightGray"/>
+        </w:rPr>
+        <w:t>Name_En</w:t>
+      </w:r>
+      <w:proofErr w:type="spellEnd"/>
+      <w:r>
+        <w:rPr>
+          <w:rFonts w:ascii="Arial" w:hAnsi="Arial"/>
+          <w:color w:val="000000"/>
+          <w:sz w:val="18"/>
+          <w:highlight w:val="lightGray"/>
+        </w:rPr>
+        <w:t xml:space="preserve"> Column: Motasem Essam] -&gt; </w:t>
       </w:r>
       <w:r>
         <w:rPr>
@@ -4561,16 +5037,34 @@
           <w:sz w:val="18"/>
           <w:highlight w:val="lightGray"/>
         </w:rPr>
-        <w:t xml:space="preserve"> [6/</w:t>
-      </w:r>
-      <w:r>
-        <w:rPr>
-          <w:rFonts w:ascii="Arial" w:hAnsi="Arial"/>
-          <w:color w:val="000000"/>
-          <w:sz w:val="18"/>
-          <w:highlight w:val="lightGray"/>
-        </w:rPr>
-        <w:t>7</w:t>
+        <w:t xml:space="preserve"> [</w:t>
+      </w:r>
+      <w:r>
+        <w:rPr>
+          <w:rFonts w:ascii="Arial" w:hAnsi="Arial"/>
+          <w:color w:val="000000"/>
+          <w:sz w:val="18"/>
+          <w:highlight w:val="lightGray"/>
+        </w:rPr>
+        <w:t>1</w:t>
+      </w:r>
+      <w:r>
+        <w:rPr>
+          <w:rFonts w:ascii="Arial" w:hAnsi="Arial"/>
+          <w:color w:val="000000"/>
+          <w:sz w:val="18"/>
+          <w:highlight w:val="lightGray"/>
+        </w:rPr>
+        <w:t>/</w:t>
+      </w:r>
+      <w:r>
+        <w:rPr>
+          <w:rFonts w:ascii="Arial" w:hAnsi="Arial"/>
+          <w:color w:val="000000"/>
+          <w:sz w:val="18"/>
+          <w:highlight w:val="lightGray"/>
+        </w:rPr>
+        <w:t>23</w:t>
       </w:r>
       <w:r>
         <w:rPr>
@@ -4623,7 +5117,7 @@
           <w:rFonts w:ascii="Roboto Mono" w:hAnsi="Roboto Mono"/>
         </w:rPr>
         <w:pict w14:anchorId="3469D469">
-          <v:rect id="_x0000_i1301" style="width:0;height:1.5pt" o:hralign="center" o:hrstd="t" o:hr="t" fillcolor="#a0a0a0" stroked="f"/>
+          <v:rect id="_x0000_i1047" style="width:0;height:1.5pt" o:hralign="center" o:hrstd="t" o:hr="t" fillcolor="#a0a0a0" stroked="f"/>
         </w:pict>
       </w:r>
     </w:p>
@@ -4724,7 +5218,7 @@
           <w:rFonts w:ascii="Roboto Mono" w:hAnsi="Roboto Mono"/>
         </w:rPr>
         <w:pict w14:anchorId="5B068753">
-          <v:rect id="_x0000_i1302" style="width:0;height:1.5pt" o:hralign="center" o:hrstd="t" o:hr="t" fillcolor="#a0a0a0" stroked="f"/>
+          <v:rect id="_x0000_i1048" style="width:0;height:1.5pt" o:hralign="center" o:hrstd="t" o:hr="t" fillcolor="#a0a0a0" stroked="f"/>
         </w:pict>
       </w:r>
     </w:p>
@@ -4885,7 +5379,7 @@
           <w:rFonts w:ascii="Roboto Mono" w:hAnsi="Roboto Mono"/>
         </w:rPr>
         <w:pict w14:anchorId="24826A6C">
-          <v:rect id="_x0000_i1303" style="width:0;height:1.5pt" o:hralign="center" o:hrstd="t" o:hr="t" fillcolor="#a0a0a0" stroked="f"/>
+          <v:rect id="_x0000_i1049" style="width:0;height:1.5pt" o:hralign="center" o:hrstd="t" o:hr="t" fillcolor="#a0a0a0" stroked="f"/>
         </w:pict>
       </w:r>
     </w:p>
@@ -4924,7 +5418,27 @@
           <w:sz w:val="18"/>
           <w:highlight w:val="lightGray"/>
         </w:rPr>
-        <w:t xml:space="preserve">: Persons Table -&gt; ID Column: 1, Name_En Column: Motasem Essam] -&gt; </w:t>
+        <w:t xml:space="preserve">: Persons Table -&gt; ID Column: 1, </w:t>
+      </w:r>
+      <w:proofErr w:type="spellStart"/>
+      <w:r>
+        <w:rPr>
+          <w:rFonts w:ascii="Arial" w:hAnsi="Arial"/>
+          <w:color w:val="000000"/>
+          <w:sz w:val="18"/>
+          <w:highlight w:val="lightGray"/>
+        </w:rPr>
+        <w:t>Name_En</w:t>
+      </w:r>
+      <w:proofErr w:type="spellEnd"/>
+      <w:r>
+        <w:rPr>
+          <w:rFonts w:ascii="Arial" w:hAnsi="Arial"/>
+          <w:color w:val="000000"/>
+          <w:sz w:val="18"/>
+          <w:highlight w:val="lightGray"/>
+        </w:rPr>
+        <w:t xml:space="preserve"> Column: Motasem Essam] -&gt; </w:t>
       </w:r>
       <w:r>
         <w:rPr>
@@ -4980,16 +5494,34 @@
           <w:sz w:val="18"/>
           <w:highlight w:val="lightGray"/>
         </w:rPr>
-        <w:t xml:space="preserve"> [6/</w:t>
-      </w:r>
-      <w:r>
-        <w:rPr>
-          <w:rFonts w:ascii="Arial" w:hAnsi="Arial"/>
-          <w:color w:val="000000"/>
-          <w:sz w:val="18"/>
-          <w:highlight w:val="lightGray"/>
-        </w:rPr>
-        <w:t>7</w:t>
+        <w:t xml:space="preserve"> [</w:t>
+      </w:r>
+      <w:r>
+        <w:rPr>
+          <w:rFonts w:ascii="Arial" w:hAnsi="Arial"/>
+          <w:color w:val="000000"/>
+          <w:sz w:val="18"/>
+          <w:highlight w:val="lightGray"/>
+        </w:rPr>
+        <w:t>1</w:t>
+      </w:r>
+      <w:r>
+        <w:rPr>
+          <w:rFonts w:ascii="Arial" w:hAnsi="Arial"/>
+          <w:color w:val="000000"/>
+          <w:sz w:val="18"/>
+          <w:highlight w:val="lightGray"/>
+        </w:rPr>
+        <w:t>/</w:t>
+      </w:r>
+      <w:r>
+        <w:rPr>
+          <w:rFonts w:ascii="Arial" w:hAnsi="Arial"/>
+          <w:color w:val="000000"/>
+          <w:sz w:val="18"/>
+          <w:highlight w:val="lightGray"/>
+        </w:rPr>
+        <w:t>23</w:t>
       </w:r>
       <w:r>
         <w:rPr>
@@ -5042,7 +5574,7 @@
           <w:rFonts w:ascii="Roboto Mono" w:hAnsi="Roboto Mono"/>
         </w:rPr>
         <w:pict w14:anchorId="3A3980F5">
-          <v:rect id="_x0000_i1304" style="width:0;height:1.5pt" o:hralign="center" o:hrstd="t" o:hr="t" fillcolor="#a0a0a0" stroked="f"/>
+          <v:rect id="_x0000_i1050" style="width:0;height:1.5pt" o:hralign="center" o:hrstd="t" o:hr="t" fillcolor="#a0a0a0" stroked="f"/>
         </w:pict>
       </w:r>
     </w:p>
@@ -5256,7 +5788,7 @@
           <w:rFonts w:ascii="Roboto Mono" w:hAnsi="Roboto Mono"/>
         </w:rPr>
         <w:pict w14:anchorId="4B151B08">
-          <v:rect id="_x0000_i1305" style="width:0;height:1.5pt" o:hralign="center" o:hrstd="t" o:hr="t" fillcolor="#a0a0a0" stroked="f"/>
+          <v:rect id="_x0000_i1051" style="width:0;height:1.5pt" o:hralign="center" o:hrstd="t" o:hr="t" fillcolor="#a0a0a0" stroked="f"/>
         </w:pict>
       </w:r>
     </w:p>
@@ -5334,7 +5866,7 @@
           <w:rFonts w:ascii="Roboto Mono" w:hAnsi="Roboto Mono"/>
         </w:rPr>
         <w:pict w14:anchorId="03BAEE8E">
-          <v:rect id="_x0000_i1306" style="width:0;height:1.5pt" o:hralign="center" o:hrstd="t" o:hr="t" fillcolor="#a0a0a0" stroked="f"/>
+          <v:rect id="_x0000_i1052" style="width:0;height:1.5pt" o:hralign="center" o:hrstd="t" o:hr="t" fillcolor="#a0a0a0" stroked="f"/>
         </w:pict>
       </w:r>
     </w:p>
@@ -5396,7 +5928,7 @@
           <w:rFonts w:ascii="Roboto Mono" w:hAnsi="Roboto Mono"/>
         </w:rPr>
         <w:pict w14:anchorId="355E7F99">
-          <v:rect id="_x0000_i1307" style="width:0;height:1.5pt" o:hralign="center" o:hrstd="t" o:hr="t" fillcolor="#a0a0a0" stroked="f"/>
+          <v:rect id="_x0000_i1053" style="width:0;height:1.5pt" o:hralign="center" o:hrstd="t" o:hr="t" fillcolor="#a0a0a0" stroked="f"/>
         </w:pict>
       </w:r>
     </w:p>
@@ -5517,7 +6049,7 @@
           <w:rFonts w:ascii="Roboto Mono" w:hAnsi="Roboto Mono"/>
         </w:rPr>
         <w:pict w14:anchorId="0551EB66">
-          <v:rect id="_x0000_i1308" style="width:0;height:1.5pt" o:hralign="center" o:hrstd="t" o:hr="t" fillcolor="#a0a0a0" stroked="f"/>
+          <v:rect id="_x0000_i1054" style="width:0;height:1.5pt" o:hralign="center" o:hrstd="t" o:hr="t" fillcolor="#a0a0a0" stroked="f"/>
         </w:pict>
       </w:r>
     </w:p>
@@ -5556,7 +6088,27 @@
           <w:sz w:val="18"/>
           <w:highlight w:val="lightGray"/>
         </w:rPr>
-        <w:t xml:space="preserve">: Persons Table -&gt; ID Column: 1, Name_En Column: Motasem Essam] -&gt; </w:t>
+        <w:t xml:space="preserve">: Persons Table -&gt; ID Column: 1, </w:t>
+      </w:r>
+      <w:proofErr w:type="spellStart"/>
+      <w:r>
+        <w:rPr>
+          <w:rFonts w:ascii="Arial" w:hAnsi="Arial"/>
+          <w:color w:val="000000"/>
+          <w:sz w:val="18"/>
+          <w:highlight w:val="lightGray"/>
+        </w:rPr>
+        <w:t>Name_En</w:t>
+      </w:r>
+      <w:proofErr w:type="spellEnd"/>
+      <w:r>
+        <w:rPr>
+          <w:rFonts w:ascii="Arial" w:hAnsi="Arial"/>
+          <w:color w:val="000000"/>
+          <w:sz w:val="18"/>
+          <w:highlight w:val="lightGray"/>
+        </w:rPr>
+        <w:t xml:space="preserve"> Column: Motasem Essam] -&gt; </w:t>
       </w:r>
       <w:r>
         <w:rPr>
@@ -5612,16 +6164,34 @@
           <w:sz w:val="18"/>
           <w:highlight w:val="lightGray"/>
         </w:rPr>
-        <w:t xml:space="preserve"> [6/</w:t>
-      </w:r>
-      <w:r>
-        <w:rPr>
-          <w:rFonts w:ascii="Arial" w:hAnsi="Arial"/>
-          <w:color w:val="000000"/>
-          <w:sz w:val="18"/>
-          <w:highlight w:val="lightGray"/>
-        </w:rPr>
-        <w:t>7</w:t>
+        <w:t xml:space="preserve"> [</w:t>
+      </w:r>
+      <w:r>
+        <w:rPr>
+          <w:rFonts w:ascii="Arial" w:hAnsi="Arial"/>
+          <w:color w:val="000000"/>
+          <w:sz w:val="18"/>
+          <w:highlight w:val="lightGray"/>
+        </w:rPr>
+        <w:t>1</w:t>
+      </w:r>
+      <w:r>
+        <w:rPr>
+          <w:rFonts w:ascii="Arial" w:hAnsi="Arial"/>
+          <w:color w:val="000000"/>
+          <w:sz w:val="18"/>
+          <w:highlight w:val="lightGray"/>
+        </w:rPr>
+        <w:t>/</w:t>
+      </w:r>
+      <w:r>
+        <w:rPr>
+          <w:rFonts w:ascii="Arial" w:hAnsi="Arial"/>
+          <w:color w:val="000000"/>
+          <w:sz w:val="18"/>
+          <w:highlight w:val="lightGray"/>
+        </w:rPr>
+        <w:t>23</w:t>
       </w:r>
       <w:r>
         <w:rPr>
@@ -5674,7 +6244,7 @@
           <w:rFonts w:ascii="Roboto Mono" w:hAnsi="Roboto Mono"/>
         </w:rPr>
         <w:pict w14:anchorId="32C0613A">
-          <v:rect id="_x0000_i1309" style="width:0;height:1.5pt" o:hralign="center" o:hrstd="t" o:hr="t" fillcolor="#a0a0a0" stroked="f"/>
+          <v:rect id="_x0000_i1055" style="width:0;height:1.5pt" o:hralign="center" o:hrstd="t" o:hr="t" fillcolor="#a0a0a0" stroked="f"/>
         </w:pict>
       </w:r>
     </w:p>
@@ -5771,7 +6341,7 @@
           <w:rFonts w:ascii="Roboto Mono" w:hAnsi="Roboto Mono"/>
         </w:rPr>
         <w:pict w14:anchorId="195EB841">
-          <v:rect id="_x0000_i1310" style="width:0;height:1.5pt" o:hralign="center" o:hrstd="t" o:hr="t" fillcolor="#a0a0a0" stroked="f"/>
+          <v:rect id="_x0000_i1056" style="width:0;height:1.5pt" o:hralign="center" o:hrstd="t" o:hr="t" fillcolor="#a0a0a0" stroked="f"/>
         </w:pict>
       </w:r>
     </w:p>
@@ -5958,7 +6528,7 @@
           <w:rFonts w:ascii="Roboto Mono" w:hAnsi="Roboto Mono"/>
         </w:rPr>
         <w:pict w14:anchorId="61CF4258">
-          <v:rect id="_x0000_i1311" style="width:0;height:1.5pt" o:hralign="center" o:hrstd="t" o:hr="t" fillcolor="#a0a0a0" stroked="f"/>
+          <v:rect id="_x0000_i1057" style="width:0;height:1.5pt" o:hralign="center" o:hrstd="t" o:hr="t" fillcolor="#a0a0a0" stroked="f"/>
         </w:pict>
       </w:r>
     </w:p>
@@ -5994,7 +6564,27 @@
           <w:sz w:val="18"/>
           <w:highlight w:val="lightGray"/>
         </w:rPr>
-        <w:t xml:space="preserve">: Persons Table -&gt; ID Column: 1, Name_En Column: Motasem Essam] -&gt; </w:t>
+        <w:t xml:space="preserve">: Persons Table -&gt; ID Column: 1, </w:t>
+      </w:r>
+      <w:proofErr w:type="spellStart"/>
+      <w:r>
+        <w:rPr>
+          <w:rFonts w:ascii="Arial" w:hAnsi="Arial"/>
+          <w:color w:val="000000"/>
+          <w:sz w:val="18"/>
+          <w:highlight w:val="lightGray"/>
+        </w:rPr>
+        <w:t>Name_En</w:t>
+      </w:r>
+      <w:proofErr w:type="spellEnd"/>
+      <w:r>
+        <w:rPr>
+          <w:rFonts w:ascii="Arial" w:hAnsi="Arial"/>
+          <w:color w:val="000000"/>
+          <w:sz w:val="18"/>
+          <w:highlight w:val="lightGray"/>
+        </w:rPr>
+        <w:t xml:space="preserve"> Column: Motasem Essam] -&gt; </w:t>
       </w:r>
       <w:r>
         <w:rPr>
@@ -6050,16 +6640,34 @@
           <w:sz w:val="18"/>
           <w:highlight w:val="lightGray"/>
         </w:rPr>
-        <w:t xml:space="preserve"> [6/</w:t>
-      </w:r>
-      <w:r>
-        <w:rPr>
-          <w:rFonts w:ascii="Arial" w:hAnsi="Arial"/>
-          <w:color w:val="000000"/>
-          <w:sz w:val="18"/>
-          <w:highlight w:val="lightGray"/>
-        </w:rPr>
-        <w:t>7</w:t>
+        <w:t xml:space="preserve"> [</w:t>
+      </w:r>
+      <w:r>
+        <w:rPr>
+          <w:rFonts w:ascii="Arial" w:hAnsi="Arial"/>
+          <w:color w:val="000000"/>
+          <w:sz w:val="18"/>
+          <w:highlight w:val="lightGray"/>
+        </w:rPr>
+        <w:t>1</w:t>
+      </w:r>
+      <w:r>
+        <w:rPr>
+          <w:rFonts w:ascii="Arial" w:hAnsi="Arial"/>
+          <w:color w:val="000000"/>
+          <w:sz w:val="18"/>
+          <w:highlight w:val="lightGray"/>
+        </w:rPr>
+        <w:t>/</w:t>
+      </w:r>
+      <w:r>
+        <w:rPr>
+          <w:rFonts w:ascii="Arial" w:hAnsi="Arial"/>
+          <w:color w:val="000000"/>
+          <w:sz w:val="18"/>
+          <w:highlight w:val="lightGray"/>
+        </w:rPr>
+        <w:t>23</w:t>
       </w:r>
       <w:r>
         <w:rPr>
@@ -6389,7 +6997,7 @@
           <w:rFonts w:ascii="Roboto Mono" w:hAnsi="Roboto Mono"/>
         </w:rPr>
         <w:pict w14:anchorId="673114AA">
-          <v:rect id="_x0000_i1312" style="width:0;height:1.5pt" o:hralign="center" o:hrstd="t" o:hr="t" fillcolor="#a0a0a0" stroked="f"/>
+          <v:rect id="_x0000_i1058" style="width:0;height:1.5pt" o:hralign="center" o:hrstd="t" o:hr="t" fillcolor="#a0a0a0" stroked="f"/>
         </w:pict>
       </w:r>
     </w:p>
@@ -6425,7 +7033,27 @@
           <w:sz w:val="18"/>
           <w:highlight w:val="lightGray"/>
         </w:rPr>
-        <w:t xml:space="preserve">: Persons Table -&gt; ID Column: 1, Name_En Column: Motasem Essam] -&gt; </w:t>
+        <w:t xml:space="preserve">: Persons Table -&gt; ID Column: 1, </w:t>
+      </w:r>
+      <w:proofErr w:type="spellStart"/>
+      <w:r>
+        <w:rPr>
+          <w:rFonts w:ascii="Arial" w:hAnsi="Arial"/>
+          <w:color w:val="000000"/>
+          <w:sz w:val="18"/>
+          <w:highlight w:val="lightGray"/>
+        </w:rPr>
+        <w:t>Name_En</w:t>
+      </w:r>
+      <w:proofErr w:type="spellEnd"/>
+      <w:r>
+        <w:rPr>
+          <w:rFonts w:ascii="Arial" w:hAnsi="Arial"/>
+          <w:color w:val="000000"/>
+          <w:sz w:val="18"/>
+          <w:highlight w:val="lightGray"/>
+        </w:rPr>
+        <w:t xml:space="preserve"> Column: Motasem Essam] -&gt; </w:t>
       </w:r>
       <w:r>
         <w:rPr>
@@ -6481,16 +7109,34 @@
           <w:sz w:val="18"/>
           <w:highlight w:val="lightGray"/>
         </w:rPr>
-        <w:t xml:space="preserve"> [6/</w:t>
-      </w:r>
-      <w:r>
-        <w:rPr>
-          <w:rFonts w:ascii="Arial" w:hAnsi="Arial"/>
-          <w:color w:val="000000"/>
-          <w:sz w:val="18"/>
-          <w:highlight w:val="lightGray"/>
-        </w:rPr>
-        <w:t>7</w:t>
+        <w:t xml:space="preserve"> [</w:t>
+      </w:r>
+      <w:r>
+        <w:rPr>
+          <w:rFonts w:ascii="Arial" w:hAnsi="Arial"/>
+          <w:color w:val="000000"/>
+          <w:sz w:val="18"/>
+          <w:highlight w:val="lightGray"/>
+        </w:rPr>
+        <w:t>1</w:t>
+      </w:r>
+      <w:r>
+        <w:rPr>
+          <w:rFonts w:ascii="Arial" w:hAnsi="Arial"/>
+          <w:color w:val="000000"/>
+          <w:sz w:val="18"/>
+          <w:highlight w:val="lightGray"/>
+        </w:rPr>
+        <w:t>/</w:t>
+      </w:r>
+      <w:r>
+        <w:rPr>
+          <w:rFonts w:ascii="Arial" w:hAnsi="Arial"/>
+          <w:color w:val="000000"/>
+          <w:sz w:val="18"/>
+          <w:highlight w:val="lightGray"/>
+        </w:rPr>
+        <w:t>23</w:t>
       </w:r>
       <w:r>
         <w:rPr>
@@ -6576,11 +7222,19 @@
           <w:rFonts w:ascii="Roboto Mono" w:hAnsi="Roboto Mono"/>
         </w:rPr>
       </w:pPr>
-      <w:r>
-        <w:rPr>
-          <w:rFonts w:ascii="Roboto Mono" w:hAnsi="Roboto Mono"/>
-        </w:rPr>
-        <w:t xml:space="preserve">PyTest </w:t>
+      <w:proofErr w:type="spellStart"/>
+      <w:r>
+        <w:rPr>
+          <w:rFonts w:ascii="Roboto Mono" w:hAnsi="Roboto Mono"/>
+        </w:rPr>
+        <w:t>PyTest</w:t>
+      </w:r>
+      <w:proofErr w:type="spellEnd"/>
+      <w:r>
+        <w:rPr>
+          <w:rFonts w:ascii="Roboto Mono" w:hAnsi="Roboto Mono"/>
+        </w:rPr>
+        <w:t xml:space="preserve"> </w:t>
       </w:r>
     </w:p>
     <w:p>
@@ -6594,7 +7248,7 @@
           <w:rFonts w:ascii="Roboto Mono" w:hAnsi="Roboto Mono"/>
         </w:rPr>
         <w:pict w14:anchorId="60F2B0C5">
-          <v:rect id="_x0000_i1313" style="width:0;height:1.5pt" o:hralign="center" o:hrstd="t" o:hr="t" fillcolor="#a0a0a0" stroked="f"/>
+          <v:rect id="_x0000_i1059" style="width:0;height:1.5pt" o:hralign="center" o:hrstd="t" o:hr="t" fillcolor="#a0a0a0" stroked="f"/>
         </w:pict>
       </w:r>
     </w:p>
@@ -6637,7 +7291,27 @@
           <w:sz w:val="18"/>
           <w:highlight w:val="lightGray"/>
         </w:rPr>
-        <w:t xml:space="preserve">: Persons Table -&gt; ID Column: 1, Name_En Column: Motasem Essam] -&gt; </w:t>
+        <w:t xml:space="preserve">: Persons Table -&gt; ID Column: 1, </w:t>
+      </w:r>
+      <w:proofErr w:type="spellStart"/>
+      <w:r>
+        <w:rPr>
+          <w:rFonts w:ascii="Arial" w:hAnsi="Arial"/>
+          <w:color w:val="000000"/>
+          <w:sz w:val="18"/>
+          <w:highlight w:val="lightGray"/>
+        </w:rPr>
+        <w:t>Name_En</w:t>
+      </w:r>
+      <w:proofErr w:type="spellEnd"/>
+      <w:r>
+        <w:rPr>
+          <w:rFonts w:ascii="Arial" w:hAnsi="Arial"/>
+          <w:color w:val="000000"/>
+          <w:sz w:val="18"/>
+          <w:highlight w:val="lightGray"/>
+        </w:rPr>
+        <w:t xml:space="preserve"> Column: Motasem Essam] -&gt; </w:t>
       </w:r>
       <w:r>
         <w:rPr>
@@ -6693,16 +7367,34 @@
           <w:sz w:val="18"/>
           <w:highlight w:val="lightGray"/>
         </w:rPr>
-        <w:t xml:space="preserve"> [6/</w:t>
-      </w:r>
-      <w:r>
-        <w:rPr>
-          <w:rFonts w:ascii="Arial" w:hAnsi="Arial"/>
-          <w:color w:val="000000"/>
-          <w:sz w:val="18"/>
-          <w:highlight w:val="lightGray"/>
-        </w:rPr>
-        <w:t>7</w:t>
+        <w:t xml:space="preserve"> [</w:t>
+      </w:r>
+      <w:r>
+        <w:rPr>
+          <w:rFonts w:ascii="Arial" w:hAnsi="Arial"/>
+          <w:color w:val="000000"/>
+          <w:sz w:val="18"/>
+          <w:highlight w:val="lightGray"/>
+        </w:rPr>
+        <w:t>1</w:t>
+      </w:r>
+      <w:r>
+        <w:rPr>
+          <w:rFonts w:ascii="Arial" w:hAnsi="Arial"/>
+          <w:color w:val="000000"/>
+          <w:sz w:val="18"/>
+          <w:highlight w:val="lightGray"/>
+        </w:rPr>
+        <w:t>/</w:t>
+      </w:r>
+      <w:r>
+        <w:rPr>
+          <w:rFonts w:ascii="Arial" w:hAnsi="Arial"/>
+          <w:color w:val="000000"/>
+          <w:sz w:val="18"/>
+          <w:highlight w:val="lightGray"/>
+        </w:rPr>
+        <w:t>23</w:t>
       </w:r>
       <w:r>
         <w:rPr>
@@ -7077,7 +7769,7 @@
           <w:rFonts w:ascii="Roboto Mono" w:hAnsi="Roboto Mono"/>
         </w:rPr>
         <w:pict w14:anchorId="59746ECD">
-          <v:rect id="_x0000_i1314" style="width:0;height:1.5pt" o:hralign="center" o:hrstd="t" o:hr="t" fillcolor="#a0a0a0" stroked="f"/>
+          <v:rect id="_x0000_i1060" style="width:0;height:1.5pt" o:hralign="center" o:hrstd="t" o:hr="t" fillcolor="#a0a0a0" stroked="f"/>
         </w:pict>
       </w:r>
     </w:p>
@@ -7113,7 +7805,27 @@
           <w:sz w:val="18"/>
           <w:highlight w:val="lightGray"/>
         </w:rPr>
-        <w:t xml:space="preserve">: Persons Table -&gt; ID Column: 1, Name_En Column: Motasem Essam] -&gt; </w:t>
+        <w:t xml:space="preserve">: Persons Table -&gt; ID Column: 1, </w:t>
+      </w:r>
+      <w:proofErr w:type="spellStart"/>
+      <w:r>
+        <w:rPr>
+          <w:rFonts w:ascii="Arial" w:hAnsi="Arial"/>
+          <w:color w:val="000000"/>
+          <w:sz w:val="18"/>
+          <w:highlight w:val="lightGray"/>
+        </w:rPr>
+        <w:t>Name_En</w:t>
+      </w:r>
+      <w:proofErr w:type="spellEnd"/>
+      <w:r>
+        <w:rPr>
+          <w:rFonts w:ascii="Arial" w:hAnsi="Arial"/>
+          <w:color w:val="000000"/>
+          <w:sz w:val="18"/>
+          <w:highlight w:val="lightGray"/>
+        </w:rPr>
+        <w:t xml:space="preserve"> Column: Motasem Essam] -&gt; </w:t>
       </w:r>
       <w:r>
         <w:rPr>
@@ -7169,16 +7881,34 @@
           <w:sz w:val="18"/>
           <w:highlight w:val="lightGray"/>
         </w:rPr>
-        <w:t xml:space="preserve"> [6/</w:t>
-      </w:r>
-      <w:r>
-        <w:rPr>
-          <w:rFonts w:ascii="Arial" w:hAnsi="Arial"/>
-          <w:color w:val="000000"/>
-          <w:sz w:val="18"/>
-          <w:highlight w:val="lightGray"/>
-        </w:rPr>
-        <w:t>7</w:t>
+        <w:t xml:space="preserve"> [</w:t>
+      </w:r>
+      <w:r>
+        <w:rPr>
+          <w:rFonts w:ascii="Arial" w:hAnsi="Arial"/>
+          <w:color w:val="000000"/>
+          <w:sz w:val="18"/>
+          <w:highlight w:val="lightGray"/>
+        </w:rPr>
+        <w:t>1</w:t>
+      </w:r>
+      <w:r>
+        <w:rPr>
+          <w:rFonts w:ascii="Arial" w:hAnsi="Arial"/>
+          <w:color w:val="000000"/>
+          <w:sz w:val="18"/>
+          <w:highlight w:val="lightGray"/>
+        </w:rPr>
+        <w:t>/</w:t>
+      </w:r>
+      <w:r>
+        <w:rPr>
+          <w:rFonts w:ascii="Arial" w:hAnsi="Arial"/>
+          <w:color w:val="000000"/>
+          <w:sz w:val="18"/>
+          <w:highlight w:val="lightGray"/>
+        </w:rPr>
+        <w:t>23</w:t>
       </w:r>
       <w:r>
         <w:rPr>
@@ -7367,7 +8097,7 @@
           <w:rFonts w:ascii="Roboto Mono" w:hAnsi="Roboto Mono"/>
         </w:rPr>
         <w:pict w14:anchorId="62CB8444">
-          <v:rect id="_x0000_i1315" style="width:0;height:1.5pt" o:hralign="center" o:hrstd="t" o:hr="t" fillcolor="#a0a0a0" stroked="f"/>
+          <v:rect id="_x0000_i1061" style="width:0;height:1.5pt" o:hralign="center" o:hrstd="t" o:hr="t" fillcolor="#a0a0a0" stroked="f"/>
         </w:pict>
       </w:r>
     </w:p>
@@ -7403,7 +8133,27 @@
           <w:sz w:val="18"/>
           <w:highlight w:val="lightGray"/>
         </w:rPr>
-        <w:t xml:space="preserve">: Persons Table -&gt; ID Column: 1, Name_En Column: Motasem Essam] -&gt; </w:t>
+        <w:t xml:space="preserve">: Persons Table -&gt; ID Column: 1, </w:t>
+      </w:r>
+      <w:proofErr w:type="spellStart"/>
+      <w:r>
+        <w:rPr>
+          <w:rFonts w:ascii="Arial" w:hAnsi="Arial"/>
+          <w:color w:val="000000"/>
+          <w:sz w:val="18"/>
+          <w:highlight w:val="lightGray"/>
+        </w:rPr>
+        <w:t>Name_En</w:t>
+      </w:r>
+      <w:proofErr w:type="spellEnd"/>
+      <w:r>
+        <w:rPr>
+          <w:rFonts w:ascii="Arial" w:hAnsi="Arial"/>
+          <w:color w:val="000000"/>
+          <w:sz w:val="18"/>
+          <w:highlight w:val="lightGray"/>
+        </w:rPr>
+        <w:t xml:space="preserve"> Column: Motasem Essam] -&gt; </w:t>
       </w:r>
       <w:r>
         <w:rPr>
@@ -7459,16 +8209,34 @@
           <w:sz w:val="18"/>
           <w:highlight w:val="lightGray"/>
         </w:rPr>
-        <w:t xml:space="preserve"> [6/</w:t>
-      </w:r>
-      <w:r>
-        <w:rPr>
-          <w:rFonts w:ascii="Arial" w:hAnsi="Arial"/>
-          <w:color w:val="000000"/>
-          <w:sz w:val="18"/>
-          <w:highlight w:val="lightGray"/>
-        </w:rPr>
-        <w:t>7</w:t>
+        <w:t xml:space="preserve"> [</w:t>
+      </w:r>
+      <w:r>
+        <w:rPr>
+          <w:rFonts w:ascii="Arial" w:hAnsi="Arial"/>
+          <w:color w:val="000000"/>
+          <w:sz w:val="18"/>
+          <w:highlight w:val="lightGray"/>
+        </w:rPr>
+        <w:t>1</w:t>
+      </w:r>
+      <w:r>
+        <w:rPr>
+          <w:rFonts w:ascii="Arial" w:hAnsi="Arial"/>
+          <w:color w:val="000000"/>
+          <w:sz w:val="18"/>
+          <w:highlight w:val="lightGray"/>
+        </w:rPr>
+        <w:t>/</w:t>
+      </w:r>
+      <w:r>
+        <w:rPr>
+          <w:rFonts w:ascii="Arial" w:hAnsi="Arial"/>
+          <w:color w:val="000000"/>
+          <w:sz w:val="18"/>
+          <w:highlight w:val="lightGray"/>
+        </w:rPr>
+        <w:t>23</w:t>
       </w:r>
       <w:r>
         <w:rPr>
@@ -7722,7 +8490,7 @@
           <w:rFonts w:ascii="Roboto Mono" w:hAnsi="Roboto Mono"/>
         </w:rPr>
         <w:pict w14:anchorId="349DFDB8">
-          <v:rect id="_x0000_i1316" style="width:0;height:1.5pt" o:hralign="center" o:hrstd="t" o:hr="t" fillcolor="#a0a0a0" stroked="f"/>
+          <v:rect id="_x0000_i1062" style="width:0;height:1.5pt" o:hralign="center" o:hrstd="t" o:hr="t" fillcolor="#a0a0a0" stroked="f"/>
         </w:pict>
       </w:r>
     </w:p>
@@ -7758,7 +8526,27 @@
           <w:sz w:val="18"/>
           <w:highlight w:val="lightGray"/>
         </w:rPr>
-        <w:t xml:space="preserve">: Persons Table -&gt; ID Column: 1, Name_En Column: Motasem Essam] -&gt; </w:t>
+        <w:t xml:space="preserve">: Persons Table -&gt; ID Column: 1, </w:t>
+      </w:r>
+      <w:proofErr w:type="spellStart"/>
+      <w:r>
+        <w:rPr>
+          <w:rFonts w:ascii="Arial" w:hAnsi="Arial"/>
+          <w:color w:val="000000"/>
+          <w:sz w:val="18"/>
+          <w:highlight w:val="lightGray"/>
+        </w:rPr>
+        <w:t>Name_En</w:t>
+      </w:r>
+      <w:proofErr w:type="spellEnd"/>
+      <w:r>
+        <w:rPr>
+          <w:rFonts w:ascii="Arial" w:hAnsi="Arial"/>
+          <w:color w:val="000000"/>
+          <w:sz w:val="18"/>
+          <w:highlight w:val="lightGray"/>
+        </w:rPr>
+        <w:t xml:space="preserve"> Column: Motasem Essam] -&gt; </w:t>
       </w:r>
       <w:r>
         <w:rPr>
@@ -7814,16 +8602,34 @@
           <w:sz w:val="18"/>
           <w:highlight w:val="lightGray"/>
         </w:rPr>
-        <w:t xml:space="preserve"> [6/</w:t>
-      </w:r>
-      <w:r>
-        <w:rPr>
-          <w:rFonts w:ascii="Arial" w:hAnsi="Arial"/>
-          <w:color w:val="000000"/>
-          <w:sz w:val="18"/>
-          <w:highlight w:val="lightGray"/>
-        </w:rPr>
-        <w:t>7</w:t>
+        <w:t xml:space="preserve"> [</w:t>
+      </w:r>
+      <w:r>
+        <w:rPr>
+          <w:rFonts w:ascii="Arial" w:hAnsi="Arial"/>
+          <w:color w:val="000000"/>
+          <w:sz w:val="18"/>
+          <w:highlight w:val="lightGray"/>
+        </w:rPr>
+        <w:t>1</w:t>
+      </w:r>
+      <w:r>
+        <w:rPr>
+          <w:rFonts w:ascii="Arial" w:hAnsi="Arial"/>
+          <w:color w:val="000000"/>
+          <w:sz w:val="18"/>
+          <w:highlight w:val="lightGray"/>
+        </w:rPr>
+        <w:t>/</w:t>
+      </w:r>
+      <w:r>
+        <w:rPr>
+          <w:rFonts w:ascii="Arial" w:hAnsi="Arial"/>
+          <w:color w:val="000000"/>
+          <w:sz w:val="18"/>
+          <w:highlight w:val="lightGray"/>
+        </w:rPr>
+        <w:t>23</w:t>
       </w:r>
       <w:r>
         <w:rPr>
@@ -8184,7 +8990,7 @@
           <w:rFonts w:ascii="Roboto Mono" w:hAnsi="Roboto Mono"/>
         </w:rPr>
         <w:pict w14:anchorId="2E7C7A37">
-          <v:rect id="_x0000_i1318" style="width:0;height:1.5pt" o:hralign="center" o:hrstd="t" o:hr="t" fillcolor="#a0a0a0" stroked="f"/>
+          <v:rect id="_x0000_i1063" style="width:0;height:1.5pt" o:hralign="center" o:hrstd="t" o:hr="t" fillcolor="#a0a0a0" stroked="f"/>
         </w:pict>
       </w:r>
     </w:p>
@@ -8220,7 +9026,27 @@
           <w:sz w:val="18"/>
           <w:highlight w:val="lightGray"/>
         </w:rPr>
-        <w:t xml:space="preserve">: Persons Table -&gt; ID Column: 1, Name_En Column: Motasem Essam] -&gt; </w:t>
+        <w:t xml:space="preserve">: Persons Table -&gt; ID Column: 1, </w:t>
+      </w:r>
+      <w:proofErr w:type="spellStart"/>
+      <w:r>
+        <w:rPr>
+          <w:rFonts w:ascii="Arial" w:hAnsi="Arial"/>
+          <w:color w:val="000000"/>
+          <w:sz w:val="18"/>
+          <w:highlight w:val="lightGray"/>
+        </w:rPr>
+        <w:t>Name_En</w:t>
+      </w:r>
+      <w:proofErr w:type="spellEnd"/>
+      <w:r>
+        <w:rPr>
+          <w:rFonts w:ascii="Arial" w:hAnsi="Arial"/>
+          <w:color w:val="000000"/>
+          <w:sz w:val="18"/>
+          <w:highlight w:val="lightGray"/>
+        </w:rPr>
+        <w:t xml:space="preserve"> Column: Motasem Essam] -&gt; </w:t>
       </w:r>
       <w:r>
         <w:rPr>
@@ -8276,16 +9102,34 @@
           <w:sz w:val="18"/>
           <w:highlight w:val="lightGray"/>
         </w:rPr>
-        <w:t xml:space="preserve"> [6/</w:t>
-      </w:r>
-      <w:r>
-        <w:rPr>
-          <w:rFonts w:ascii="Arial" w:hAnsi="Arial"/>
-          <w:color w:val="000000"/>
-          <w:sz w:val="18"/>
-          <w:highlight w:val="lightGray"/>
-        </w:rPr>
-        <w:t>7</w:t>
+        <w:t xml:space="preserve"> [</w:t>
+      </w:r>
+      <w:r>
+        <w:rPr>
+          <w:rFonts w:ascii="Arial" w:hAnsi="Arial"/>
+          <w:color w:val="000000"/>
+          <w:sz w:val="18"/>
+          <w:highlight w:val="lightGray"/>
+        </w:rPr>
+        <w:t>1</w:t>
+      </w:r>
+      <w:r>
+        <w:rPr>
+          <w:rFonts w:ascii="Arial" w:hAnsi="Arial"/>
+          <w:color w:val="000000"/>
+          <w:sz w:val="18"/>
+          <w:highlight w:val="lightGray"/>
+        </w:rPr>
+        <w:t>/</w:t>
+      </w:r>
+      <w:r>
+        <w:rPr>
+          <w:rFonts w:ascii="Arial" w:hAnsi="Arial"/>
+          <w:color w:val="000000"/>
+          <w:sz w:val="18"/>
+          <w:highlight w:val="lightGray"/>
+        </w:rPr>
+        <w:t>23</w:t>
       </w:r>
       <w:r>
         <w:rPr>
@@ -9859,6 +10703,7 @@
   <w:style w:type="character" w:default="1" w:styleId="DefaultParagraphFont">
     <w:name w:val="Default Paragraph Font"/>
     <w:uiPriority w:val="1"/>
+    <w:semiHidden/>
     <w:unhideWhenUsed/>
   </w:style>
   <w:style w:type="table" w:default="1" w:styleId="TableNormal">
